--- a/tillsyn/A 46084-2025 tillsynsbegäran.docx
+++ b/tillsyn/A 46084-2025 tillsynsbegäran.docx
@@ -405,7 +405,7 @@
     <w:r>
       <w:tab/>
       <w:tab/>
-      <w:t>2025-10-30</w:t>
+      <w:t>2025-10-31</w:t>
       <w:br/>
       <w:br/>
     </w:r>

--- a/tillsyn/A 46084-2025 tillsynsbegäran.docx
+++ b/tillsyn/A 46084-2025 tillsynsbegäran.docx
@@ -405,7 +405,7 @@
     <w:r>
       <w:tab/>
       <w:tab/>
-      <w:t>2025-10-31</w:t>
+      <w:t>2025-11-01</w:t>
       <w:br/>
       <w:br/>
     </w:r>

--- a/tillsyn/A 46084-2025 tillsynsbegäran.docx
+++ b/tillsyn/A 46084-2025 tillsynsbegäran.docx
@@ -405,7 +405,7 @@
     <w:r>
       <w:tab/>
       <w:tab/>
-      <w:t>2025-11-01</w:t>
+      <w:t>2025-11-02</w:t>
       <w:br/>
       <w:br/>
     </w:r>

--- a/tillsyn/A 46084-2025 tillsynsbegäran.docx
+++ b/tillsyn/A 46084-2025 tillsynsbegäran.docx
@@ -405,7 +405,7 @@
     <w:r>
       <w:tab/>
       <w:tab/>
-      <w:t>2025-11-02</w:t>
+      <w:t>2025-11-03</w:t>
       <w:br/>
       <w:br/>
     </w:r>

--- a/tillsyn/A 46084-2025 tillsynsbegäran.docx
+++ b/tillsyn/A 46084-2025 tillsynsbegäran.docx
@@ -405,7 +405,7 @@
     <w:r>
       <w:tab/>
       <w:tab/>
-      <w:t>2025-11-03</w:t>
+      <w:t>2025-11-04</w:t>
       <w:br/>
       <w:br/>
     </w:r>

--- a/tillsyn/A 46084-2025 tillsynsbegäran.docx
+++ b/tillsyn/A 46084-2025 tillsynsbegäran.docx
@@ -35,7 +35,7 @@
     </w:p>
     <w:p>
       <w:r>
-        <w:t>I avverkningsanmälan har följande 4 naturvårdsarter hittats: talltita (NT, §4), havstulpanlav (S), stor revmossa (S) och kungsfågel (§4). Av dessa är 1 rödlistade. För rödlistade arter har rödlistekategorin angivits inom parentes. Arter som är signalarter enligt Skogsstyrelsen har markerats med (S). För fridlysta arter anges även paragrafen i Artskyddsförordningen som arten är fridlyst enligt.</w:t>
+        <w:t>I avverkningsanmälan har följande 7 naturvårdsarter hittats: spillkråka (NT, §4), talltita (NT, §4), blåmossa (S), havstulpanlav (S), kambräken (S), stor revmossa (S) och kungsfågel (§4). Av dessa är 2 rödlistade. För rödlistade arter har rödlistekategorin angivits inom parentes. Arter som är signalarter enligt Skogsstyrelsen har markerats med (S). För fridlysta arter anges även paragrafen i Artskyddsförordningen som arten är fridlyst enligt.</w:t>
       </w:r>
     </w:p>
     <w:p>
@@ -95,6 +95,17 @@
         <w:rPr>
           <w:b/>
         </w:rPr>
+        <w:t xml:space="preserve">Blåmossa </w:t>
+      </w:r>
+      <w:r>
+        <w:t>har karaktäristiska kuddar som är lätta att se på långt håll. Mycket stora kuddar, större än 0,5 meter i höjd, indikerar höga naturvärden där skogen har en lång period av orördhet oh stabila miljöförhållanden. Mossan växer under gynnsamma omständigheter cirka 1 centimeter per år och stora kuddar kan därför indirekt visa att lokalen varit lämplig under en lång tid (Nitare &amp; Skogsstyrelsen, 2019).</w:t>
+      </w:r>
+    </w:p>
+    <w:p>
+      <w:r>
+        <w:rPr>
+          <w:b/>
+        </w:rPr>
         <w:t>Havstulpanlav</w:t>
       </w:r>
       <w:r>
@@ -111,7 +122,7 @@
     </w:p>
     <w:p>
       <w:r>
-        <w:t>Följande fridlysta arter har sina livsmiljöer och växtplatser i den avverkningsanmälda skogen: talltita (NT, §4) och kungsfågel (§4).</w:t>
+        <w:t>Följande fridlysta arter har sina livsmiljöer och växtplatser i den avverkningsanmälda skogen: spillkråka (NT, §4), talltita (NT, §4) och kungsfågel (§4).</w:t>
       </w:r>
     </w:p>
     <w:p>
@@ -126,6 +137,17 @@
       </w:r>
       <w:r>
         <w:t>(artikel 1). Vidare att de åtgärder som vidtas inte får leda till en försämring av den nuvarande situationen beträffande bevarandet av de fågelarter som avses i artikel 1 (artikel 13). Fågeldirektivet är styrande för tillsynsansvariga myndigheters ärendehantering, ställningstaganden och beslutsfattande.</w:t>
+      </w:r>
+    </w:p>
+    <w:p>
+      <w:r>
+        <w:rPr>
+          <w:b/>
+        </w:rPr>
+        <w:t>Spillkråka (NT, §4)</w:t>
+      </w:r>
+      <w:r>
+        <w:t xml:space="preserve"> är rödlistad som nära hotad och ingår i bilaga 1 i EU:s fågeldirektiv. Den minskar i population på grund av minskad tillgång på lämpliga bo- och födoträd och minskad födotillgång. Spillkråkans minskningstakt har uppgått till 19 (24–10) % under de senaste 15 åren. Minskningstakten för den svenska populationen bedöms vara nära gränsvärdet för Sårbar (VU) (A2bc). Skogsbruk med korta omloppstider och täta, homogena ungskogar utgör det största hotet, (SLU Artdatabanken, 2023).</w:t>
       </w:r>
     </w:p>
     <w:p>
@@ -155,6 +177,46 @@
       </w:pPr>
       <w:r>
         <w:t>BILAGA 1 – Fridlysta arter</w:t>
+      </w:r>
+    </w:p>
+    <w:p>
+      <w:pPr>
+        <w:pStyle w:val="Heading1"/>
+      </w:pPr>
+      <w:r>
+        <w:t>Spillkråka – ekologi samt krav på livsmiljön</w:t>
+      </w:r>
+    </w:p>
+    <w:p>
+      <w:r>
+        <w:t>Spillkråka (NT) är rödlistad som nära hotad, fridlyst enligt §4 Artskyddsförordningen och ingår i bilaga 1 i EU:s fågeldirektiv. Spillkråka lever i både barr- och blandskog liksom i ren lövskog. De tätaste populationerna tenderar att finnas i äldre, variationsrik blandskog med gott om död ved och gamla träd.</w:t>
+      </w:r>
+    </w:p>
+    <w:p>
+      <w:r>
+        <w:t>Varje par utnyttjar 400–1000 hektar skog beroende på skogens kvalitet. En minskning av populationen pågår på grund av minskad tillgång på lämpliga bo- och födoträd och minskad födotillgång. Spillkråkans minskningstakt har uppgått till 19 (24–10) % under de senaste 15 åren. Minskningstakten för den svenska populationen bedöms vara nära gränsvärdet för Sårbar (VU) (A2bc). Skogsbruk med korta omloppstider och täta, homogena ungskogar utgör det största hotet (Artdatabanken 2023).</w:t>
+      </w:r>
+    </w:p>
+    <w:p>
+      <w:pPr>
+        <w:pStyle w:val="Heading2"/>
+      </w:pPr>
+      <w:r>
+        <w:t>Referenser – spillkråka</w:t>
+      </w:r>
+    </w:p>
+    <w:p>
+      <w:r>
+        <w:t xml:space="preserve">SLU Artdatabanken, 2021. </w:t>
+      </w:r>
+      <w:r>
+        <w:rPr>
+          <w:i/>
+        </w:rPr>
+        <w:t xml:space="preserve">Artfaktablad. Naturvård – artfakta. </w:t>
+      </w:r>
+      <w:r>
+        <w:t>SLU Artdatabanken, Uppsala</w:t>
       </w:r>
     </w:p>
     <w:p>
@@ -405,7 +467,7 @@
     <w:r>
       <w:tab/>
       <w:tab/>
-      <w:t>2025-11-04</w:t>
+      <w:t>2025-11-05</w:t>
       <w:br/>
       <w:br/>
     </w:r>

--- a/tillsyn/A 46084-2025 tillsynsbegäran.docx
+++ b/tillsyn/A 46084-2025 tillsynsbegäran.docx
@@ -467,7 +467,7 @@
     <w:r>
       <w:tab/>
       <w:tab/>
-      <w:t>2025-11-05</w:t>
+      <w:t>2025-11-06</w:t>
       <w:br/>
       <w:br/>
     </w:r>

--- a/tillsyn/A 46084-2025 tillsynsbegäran.docx
+++ b/tillsyn/A 46084-2025 tillsynsbegäran.docx
@@ -467,7 +467,7 @@
     <w:r>
       <w:tab/>
       <w:tab/>
-      <w:t>2025-11-06</w:t>
+      <w:t>2025-11-07</w:t>
       <w:br/>
       <w:br/>
     </w:r>

--- a/tillsyn/A 46084-2025 tillsynsbegäran.docx
+++ b/tillsyn/A 46084-2025 tillsynsbegäran.docx
@@ -467,7 +467,7 @@
     <w:r>
       <w:tab/>
       <w:tab/>
-      <w:t>2025-11-07</w:t>
+      <w:t>2025-11-08</w:t>
       <w:br/>
       <w:br/>
     </w:r>

--- a/tillsyn/A 46084-2025 tillsynsbegäran.docx
+++ b/tillsyn/A 46084-2025 tillsynsbegäran.docx
@@ -467,7 +467,7 @@
     <w:r>
       <w:tab/>
       <w:tab/>
-      <w:t>2025-11-08</w:t>
+      <w:t>2025-11-09</w:t>
       <w:br/>
       <w:br/>
     </w:r>

--- a/tillsyn/A 46084-2025 tillsynsbegäran.docx
+++ b/tillsyn/A 46084-2025 tillsynsbegäran.docx
@@ -467,7 +467,7 @@
     <w:r>
       <w:tab/>
       <w:tab/>
-      <w:t>2025-11-09</w:t>
+      <w:t>2025-11-10</w:t>
       <w:br/>
       <w:br/>
     </w:r>

--- a/tillsyn/A 46084-2025 tillsynsbegäran.docx
+++ b/tillsyn/A 46084-2025 tillsynsbegäran.docx
@@ -467,7 +467,7 @@
     <w:r>
       <w:tab/>
       <w:tab/>
-      <w:t>2025-11-10</w:t>
+      <w:t>2025-11-11</w:t>
       <w:br/>
       <w:br/>
     </w:r>

--- a/tillsyn/A 46084-2025 tillsynsbegäran.docx
+++ b/tillsyn/A 46084-2025 tillsynsbegäran.docx
@@ -467,7 +467,7 @@
     <w:r>
       <w:tab/>
       <w:tab/>
-      <w:t>2025-11-11</w:t>
+      <w:t>2025-11-12</w:t>
       <w:br/>
       <w:br/>
     </w:r>

--- a/tillsyn/A 46084-2025 tillsynsbegäran.docx
+++ b/tillsyn/A 46084-2025 tillsynsbegäran.docx
@@ -467,7 +467,7 @@
     <w:r>
       <w:tab/>
       <w:tab/>
-      <w:t>2025-11-12</w:t>
+      <w:t>2025-11-13</w:t>
       <w:br/>
       <w:br/>
     </w:r>

--- a/tillsyn/A 46084-2025 tillsynsbegäran.docx
+++ b/tillsyn/A 46084-2025 tillsynsbegäran.docx
@@ -467,7 +467,7 @@
     <w:r>
       <w:tab/>
       <w:tab/>
-      <w:t>2025-11-13</w:t>
+      <w:t>2025-11-14</w:t>
       <w:br/>
       <w:br/>
     </w:r>

--- a/tillsyn/A 46084-2025 tillsynsbegäran.docx
+++ b/tillsyn/A 46084-2025 tillsynsbegäran.docx
@@ -467,7 +467,7 @@
     <w:r>
       <w:tab/>
       <w:tab/>
-      <w:t>2025-11-14</w:t>
+      <w:t>2025-11-15</w:t>
       <w:br/>
       <w:br/>
     </w:r>

--- a/tillsyn/A 46084-2025 tillsynsbegäran.docx
+++ b/tillsyn/A 46084-2025 tillsynsbegäran.docx
@@ -467,7 +467,7 @@
     <w:r>
       <w:tab/>
       <w:tab/>
-      <w:t>2025-11-15</w:t>
+      <w:t>2025-11-20</w:t>
       <w:br/>
       <w:br/>
     </w:r>

--- a/tillsyn/A 46084-2025 tillsynsbegäran.docx
+++ b/tillsyn/A 46084-2025 tillsynsbegäran.docx
@@ -467,7 +467,7 @@
     <w:r>
       <w:tab/>
       <w:tab/>
-      <w:t>2025-11-20</w:t>
+      <w:t>2025-11-21</w:t>
       <w:br/>
       <w:br/>
     </w:r>

--- a/tillsyn/A 46084-2025 tillsynsbegäran.docx
+++ b/tillsyn/A 46084-2025 tillsynsbegäran.docx
@@ -467,7 +467,7 @@
     <w:r>
       <w:tab/>
       <w:tab/>
-      <w:t>2025-11-21</w:t>
+      <w:t>2025-11-22</w:t>
       <w:br/>
       <w:br/>
     </w:r>

--- a/tillsyn/A 46084-2025 tillsynsbegäran.docx
+++ b/tillsyn/A 46084-2025 tillsynsbegäran.docx
@@ -467,7 +467,7 @@
     <w:r>
       <w:tab/>
       <w:tab/>
-      <w:t>2025-11-22</w:t>
+      <w:t>2025-11-23</w:t>
       <w:br/>
       <w:br/>
     </w:r>

--- a/tillsyn/A 46084-2025 tillsynsbegäran.docx
+++ b/tillsyn/A 46084-2025 tillsynsbegäran.docx
@@ -467,7 +467,7 @@
     <w:r>
       <w:tab/>
       <w:tab/>
-      <w:t>2025-11-23</w:t>
+      <w:t>2025-11-24</w:t>
       <w:br/>
       <w:br/>
     </w:r>

--- a/tillsyn/A 46084-2025 tillsynsbegäran.docx
+++ b/tillsyn/A 46084-2025 tillsynsbegäran.docx
@@ -467,7 +467,7 @@
     <w:r>
       <w:tab/>
       <w:tab/>
-      <w:t>2025-11-24</w:t>
+      <w:t>2025-11-25</w:t>
       <w:br/>
       <w:br/>
     </w:r>

--- a/tillsyn/A 46084-2025 tillsynsbegäran.docx
+++ b/tillsyn/A 46084-2025 tillsynsbegäran.docx
@@ -467,7 +467,7 @@
     <w:r>
       <w:tab/>
       <w:tab/>
-      <w:t>2025-11-25</w:t>
+      <w:t>2025-11-26</w:t>
       <w:br/>
       <w:br/>
     </w:r>

--- a/tillsyn/A 46084-2025 tillsynsbegäran.docx
+++ b/tillsyn/A 46084-2025 tillsynsbegäran.docx
@@ -467,7 +467,7 @@
     <w:r>
       <w:tab/>
       <w:tab/>
-      <w:t>2025-11-26</w:t>
+      <w:t>2025-11-27</w:t>
       <w:br/>
       <w:br/>
     </w:r>

--- a/tillsyn/A 46084-2025 tillsynsbegäran.docx
+++ b/tillsyn/A 46084-2025 tillsynsbegäran.docx
@@ -467,7 +467,7 @@
     <w:r>
       <w:tab/>
       <w:tab/>
-      <w:t>2025-11-27</w:t>
+      <w:t>2025-11-28</w:t>
       <w:br/>
       <w:br/>
     </w:r>

--- a/tillsyn/A 46084-2025 tillsynsbegäran.docx
+++ b/tillsyn/A 46084-2025 tillsynsbegäran.docx
@@ -467,7 +467,7 @@
     <w:r>
       <w:tab/>
       <w:tab/>
-      <w:t>2025-11-28</w:t>
+      <w:t>2025-11-29</w:t>
       <w:br/>
       <w:br/>
     </w:r>

--- a/tillsyn/A 46084-2025 tillsynsbegäran.docx
+++ b/tillsyn/A 46084-2025 tillsynsbegäran.docx
@@ -467,7 +467,7 @@
     <w:r>
       <w:tab/>
       <w:tab/>
-      <w:t>2025-11-29</w:t>
+      <w:t>2025-11-30</w:t>
       <w:br/>
       <w:br/>
     </w:r>

--- a/tillsyn/A 46084-2025 tillsynsbegäran.docx
+++ b/tillsyn/A 46084-2025 tillsynsbegäran.docx
@@ -467,7 +467,7 @@
     <w:r>
       <w:tab/>
       <w:tab/>
-      <w:t>2025-11-30</w:t>
+      <w:t>2025-12-01</w:t>
       <w:br/>
       <w:br/>
     </w:r>

--- a/tillsyn/A 46084-2025 tillsynsbegäran.docx
+++ b/tillsyn/A 46084-2025 tillsynsbegäran.docx
@@ -467,7 +467,7 @@
     <w:r>
       <w:tab/>
       <w:tab/>
-      <w:t>2025-12-01</w:t>
+      <w:t>2025-12-02</w:t>
       <w:br/>
       <w:br/>
     </w:r>

--- a/tillsyn/A 46084-2025 tillsynsbegäran.docx
+++ b/tillsyn/A 46084-2025 tillsynsbegäran.docx
@@ -467,7 +467,7 @@
     <w:r>
       <w:tab/>
       <w:tab/>
-      <w:t>2025-12-02</w:t>
+      <w:t>2025-12-03</w:t>
       <w:br/>
       <w:br/>
     </w:r>

--- a/tillsyn/A 46084-2025 tillsynsbegäran.docx
+++ b/tillsyn/A 46084-2025 tillsynsbegäran.docx
@@ -467,7 +467,7 @@
     <w:r>
       <w:tab/>
       <w:tab/>
-      <w:t>2025-12-03</w:t>
+      <w:t>2025-12-04</w:t>
       <w:br/>
       <w:br/>
     </w:r>

--- a/tillsyn/A 46084-2025 tillsynsbegäran.docx
+++ b/tillsyn/A 46084-2025 tillsynsbegäran.docx
@@ -467,7 +467,7 @@
     <w:r>
       <w:tab/>
       <w:tab/>
-      <w:t>2025-12-04</w:t>
+      <w:t>2025-12-05</w:t>
       <w:br/>
       <w:br/>
     </w:r>

--- a/tillsyn/A 46084-2025 tillsynsbegäran.docx
+++ b/tillsyn/A 46084-2025 tillsynsbegäran.docx
@@ -467,7 +467,7 @@
     <w:r>
       <w:tab/>
       <w:tab/>
-      <w:t>2025-12-05</w:t>
+      <w:t>2025-12-06</w:t>
       <w:br/>
       <w:br/>
     </w:r>

--- a/tillsyn/A 46084-2025 tillsynsbegäran.docx
+++ b/tillsyn/A 46084-2025 tillsynsbegäran.docx
@@ -467,7 +467,7 @@
     <w:r>
       <w:tab/>
       <w:tab/>
-      <w:t>2025-12-06</w:t>
+      <w:t>2025-12-07</w:t>
       <w:br/>
       <w:br/>
     </w:r>

--- a/tillsyn/A 46084-2025 tillsynsbegäran.docx
+++ b/tillsyn/A 46084-2025 tillsynsbegäran.docx
@@ -467,7 +467,7 @@
     <w:r>
       <w:tab/>
       <w:tab/>
-      <w:t>2025-12-07</w:t>
+      <w:t>2025-12-08</w:t>
       <w:br/>
       <w:br/>
     </w:r>

--- a/tillsyn/A 46084-2025 tillsynsbegäran.docx
+++ b/tillsyn/A 46084-2025 tillsynsbegäran.docx
@@ -467,7 +467,7 @@
     <w:r>
       <w:tab/>
       <w:tab/>
-      <w:t>2025-12-08</w:t>
+      <w:t>2025-12-09</w:t>
       <w:br/>
       <w:br/>
     </w:r>

--- a/tillsyn/A 46084-2025 tillsynsbegäran.docx
+++ b/tillsyn/A 46084-2025 tillsynsbegäran.docx
@@ -467,7 +467,7 @@
     <w:r>
       <w:tab/>
       <w:tab/>
-      <w:t>2025-12-09</w:t>
+      <w:t>2025-12-10</w:t>
       <w:br/>
       <w:br/>
     </w:r>

--- a/tillsyn/A 46084-2025 tillsynsbegäran.docx
+++ b/tillsyn/A 46084-2025 tillsynsbegäran.docx
@@ -467,7 +467,7 @@
     <w:r>
       <w:tab/>
       <w:tab/>
-      <w:t>2025-12-10</w:t>
+      <w:t>2025-12-11</w:t>
       <w:br/>
       <w:br/>
     </w:r>

--- a/tillsyn/A 46084-2025 tillsynsbegäran.docx
+++ b/tillsyn/A 46084-2025 tillsynsbegäran.docx
@@ -467,7 +467,7 @@
     <w:r>
       <w:tab/>
       <w:tab/>
-      <w:t>2025-12-11</w:t>
+      <w:t>2025-12-12</w:t>
       <w:br/>
       <w:br/>
     </w:r>

--- a/tillsyn/A 46084-2025 tillsynsbegäran.docx
+++ b/tillsyn/A 46084-2025 tillsynsbegäran.docx
@@ -467,7 +467,7 @@
     <w:r>
       <w:tab/>
       <w:tab/>
-      <w:t>2025-12-12</w:t>
+      <w:t>2025-12-13</w:t>
       <w:br/>
       <w:br/>
     </w:r>

--- a/tillsyn/A 46084-2025 tillsynsbegäran.docx
+++ b/tillsyn/A 46084-2025 tillsynsbegäran.docx
@@ -467,7 +467,7 @@
     <w:r>
       <w:tab/>
       <w:tab/>
-      <w:t>2025-12-19</w:t>
+      <w:t>2025-12-20</w:t>
       <w:br/>
       <w:br/>
     </w:r>

--- a/tillsyn/A 46084-2025 tillsynsbegäran.docx
+++ b/tillsyn/A 46084-2025 tillsynsbegäran.docx
@@ -467,7 +467,7 @@
     <w:r>
       <w:tab/>
       <w:tab/>
-      <w:t>2025-12-20</w:t>
+      <w:t>2025-12-21</w:t>
       <w:br/>
       <w:br/>
     </w:r>

--- a/tillsyn/A 46084-2025 tillsynsbegäran.docx
+++ b/tillsyn/A 46084-2025 tillsynsbegäran.docx
@@ -467,7 +467,7 @@
     <w:r>
       <w:tab/>
       <w:tab/>
-      <w:t>2025-12-21</w:t>
+      <w:t>2025-12-22</w:t>
       <w:br/>
       <w:br/>
     </w:r>

--- a/tillsyn/A 46084-2025 tillsynsbegäran.docx
+++ b/tillsyn/A 46084-2025 tillsynsbegäran.docx
@@ -467,7 +467,7 @@
     <w:r>
       <w:tab/>
       <w:tab/>
-      <w:t>2025-12-22</w:t>
+      <w:t>2025-12-26</w:t>
       <w:br/>
       <w:br/>
     </w:r>

--- a/tillsyn/A 46084-2025 tillsynsbegäran.docx
+++ b/tillsyn/A 46084-2025 tillsynsbegäran.docx
@@ -467,7 +467,7 @@
     <w:r>
       <w:tab/>
       <w:tab/>
-      <w:t>2025-12-26</w:t>
+      <w:t>2025-12-28</w:t>
       <w:br/>
       <w:br/>
     </w:r>

--- a/tillsyn/A 46084-2025 tillsynsbegäran.docx
+++ b/tillsyn/A 46084-2025 tillsynsbegäran.docx
@@ -467,7 +467,7 @@
     <w:r>
       <w:tab/>
       <w:tab/>
-      <w:t>2025-12-28</w:t>
+      <w:t>2025-12-29</w:t>
       <w:br/>
       <w:br/>
     </w:r>

--- a/tillsyn/A 46084-2025 tillsynsbegäran.docx
+++ b/tillsyn/A 46084-2025 tillsynsbegäran.docx
@@ -467,7 +467,7 @@
     <w:r>
       <w:tab/>
       <w:tab/>
-      <w:t>2025-12-29</w:t>
+      <w:t>2025-12-30</w:t>
       <w:br/>
       <w:br/>
     </w:r>

--- a/tillsyn/A 46084-2025 tillsynsbegäran.docx
+++ b/tillsyn/A 46084-2025 tillsynsbegäran.docx
@@ -467,7 +467,7 @@
     <w:r>
       <w:tab/>
       <w:tab/>
-      <w:t>2025-12-30</w:t>
+      <w:t>2025-12-31</w:t>
       <w:br/>
       <w:br/>
     </w:r>

--- a/tillsyn/A 46084-2025 tillsynsbegäran.docx
+++ b/tillsyn/A 46084-2025 tillsynsbegäran.docx
@@ -467,7 +467,7 @@
     <w:r>
       <w:tab/>
       <w:tab/>
-      <w:t>2025-12-31</w:t>
+      <w:t>2026-01-03</w:t>
       <w:br/>
       <w:br/>
     </w:r>

--- a/tillsyn/A 46084-2025 tillsynsbegäran.docx
+++ b/tillsyn/A 46084-2025 tillsynsbegäran.docx
@@ -467,7 +467,7 @@
     <w:r>
       <w:tab/>
       <w:tab/>
-      <w:t>2026-01-07</w:t>
+      <w:t>2026-01-08</w:t>
       <w:br/>
       <w:br/>
     </w:r>

--- a/tillsyn/A 46084-2025 tillsynsbegäran.docx
+++ b/tillsyn/A 46084-2025 tillsynsbegäran.docx
@@ -467,7 +467,7 @@
     <w:r>
       <w:tab/>
       <w:tab/>
-      <w:t>2026-01-08</w:t>
+      <w:t>2026-01-09</w:t>
       <w:br/>
       <w:br/>
     </w:r>

--- a/tillsyn/A 46084-2025 tillsynsbegäran.docx
+++ b/tillsyn/A 46084-2025 tillsynsbegäran.docx
@@ -467,7 +467,7 @@
     <w:r>
       <w:tab/>
       <w:tab/>
-      <w:t>2026-01-09</w:t>
+      <w:t>2026-01-10</w:t>
       <w:br/>
       <w:br/>
     </w:r>

--- a/tillsyn/A 46084-2025 tillsynsbegäran.docx
+++ b/tillsyn/A 46084-2025 tillsynsbegäran.docx
@@ -467,7 +467,7 @@
     <w:r>
       <w:tab/>
       <w:tab/>
-      <w:t>2026-01-10</w:t>
+      <w:t>2026-01-11</w:t>
       <w:br/>
       <w:br/>
     </w:r>

--- a/tillsyn/A 46084-2025 tillsynsbegäran.docx
+++ b/tillsyn/A 46084-2025 tillsynsbegäran.docx
@@ -467,7 +467,7 @@
     <w:r>
       <w:tab/>
       <w:tab/>
-      <w:t>2026-01-11</w:t>
+      <w:t>2026-01-12</w:t>
       <w:br/>
       <w:br/>
     </w:r>

--- a/tillsyn/A 46084-2025 tillsynsbegäran.docx
+++ b/tillsyn/A 46084-2025 tillsynsbegäran.docx
@@ -467,7 +467,7 @@
     <w:r>
       <w:tab/>
       <w:tab/>
-      <w:t>2026-01-12</w:t>
+      <w:t>2026-01-13</w:t>
       <w:br/>
       <w:br/>
     </w:r>

--- a/tillsyn/A 46084-2025 tillsynsbegäran.docx
+++ b/tillsyn/A 46084-2025 tillsynsbegäran.docx
@@ -467,7 +467,7 @@
     <w:r>
       <w:tab/>
       <w:tab/>
-      <w:t>2026-01-13</w:t>
+      <w:t>2026-01-14</w:t>
       <w:br/>
       <w:br/>
     </w:r>

--- a/tillsyn/A 46084-2025 tillsynsbegäran.docx
+++ b/tillsyn/A 46084-2025 tillsynsbegäran.docx
@@ -467,7 +467,7 @@
     <w:r>
       <w:tab/>
       <w:tab/>
-      <w:t>2026-01-14</w:t>
+      <w:t>2026-01-15</w:t>
       <w:br/>
       <w:br/>
     </w:r>

--- a/tillsyn/A 46084-2025 tillsynsbegäran.docx
+++ b/tillsyn/A 46084-2025 tillsynsbegäran.docx
@@ -467,7 +467,7 @@
     <w:r>
       <w:tab/>
       <w:tab/>
-      <w:t>2026-01-15</w:t>
+      <w:t>2026-01-16</w:t>
       <w:br/>
       <w:br/>
     </w:r>

--- a/tillsyn/A 46084-2025 tillsynsbegäran.docx
+++ b/tillsyn/A 46084-2025 tillsynsbegäran.docx
@@ -467,7 +467,7 @@
     <w:r>
       <w:tab/>
       <w:tab/>
-      <w:t>2026-01-16</w:t>
+      <w:t>2026-01-17</w:t>
       <w:br/>
       <w:br/>
     </w:r>

--- a/tillsyn/A 46084-2025 tillsynsbegäran.docx
+++ b/tillsyn/A 46084-2025 tillsynsbegäran.docx
@@ -467,7 +467,7 @@
     <w:r>
       <w:tab/>
       <w:tab/>
-      <w:t>2026-01-17</w:t>
+      <w:t>2026-01-18</w:t>
       <w:br/>
       <w:br/>
     </w:r>

--- a/tillsyn/A 46084-2025 tillsynsbegäran.docx
+++ b/tillsyn/A 46084-2025 tillsynsbegäran.docx
@@ -467,7 +467,7 @@
     <w:r>
       <w:tab/>
       <w:tab/>
-      <w:t>2026-01-18</w:t>
+      <w:t>2026-01-19</w:t>
       <w:br/>
       <w:br/>
     </w:r>

--- a/tillsyn/A 46084-2025 tillsynsbegäran.docx
+++ b/tillsyn/A 46084-2025 tillsynsbegäran.docx
@@ -467,7 +467,7 @@
     <w:r>
       <w:tab/>
       <w:tab/>
-      <w:t>2026-01-19</w:t>
+      <w:t>2026-01-20</w:t>
       <w:br/>
       <w:br/>
     </w:r>

--- a/tillsyn/A 46084-2025 tillsynsbegäran.docx
+++ b/tillsyn/A 46084-2025 tillsynsbegäran.docx
@@ -467,7 +467,7 @@
     <w:r>
       <w:tab/>
       <w:tab/>
-      <w:t>2026-01-20</w:t>
+      <w:t>2026-01-21</w:t>
       <w:br/>
       <w:br/>
     </w:r>

--- a/tillsyn/A 46084-2025 tillsynsbegäran.docx
+++ b/tillsyn/A 46084-2025 tillsynsbegäran.docx
@@ -467,7 +467,7 @@
     <w:r>
       <w:tab/>
       <w:tab/>
-      <w:t>2026-01-21</w:t>
+      <w:t>2026-01-23</w:t>
       <w:br/>
       <w:br/>
     </w:r>

--- a/tillsyn/A 46084-2025 tillsynsbegäran.docx
+++ b/tillsyn/A 46084-2025 tillsynsbegäran.docx
@@ -467,7 +467,7 @@
     <w:r>
       <w:tab/>
       <w:tab/>
-      <w:t>2026-01-23</w:t>
+      <w:t>2026-01-24</w:t>
       <w:br/>
       <w:br/>
     </w:r>

--- a/tillsyn/A 46084-2025 tillsynsbegäran.docx
+++ b/tillsyn/A 46084-2025 tillsynsbegäran.docx
@@ -467,7 +467,7 @@
     <w:r>
       <w:tab/>
       <w:tab/>
-      <w:t>2026-01-24</w:t>
+      <w:t>2026-01-25</w:t>
       <w:br/>
       <w:br/>
     </w:r>

--- a/tillsyn/A 46084-2025 tillsynsbegäran.docx
+++ b/tillsyn/A 46084-2025 tillsynsbegäran.docx
@@ -467,7 +467,7 @@
     <w:r>
       <w:tab/>
       <w:tab/>
-      <w:t>2026-01-25</w:t>
+      <w:t>2026-01-26</w:t>
       <w:br/>
       <w:br/>
     </w:r>

--- a/tillsyn/A 46084-2025 tillsynsbegäran.docx
+++ b/tillsyn/A 46084-2025 tillsynsbegäran.docx
@@ -467,7 +467,7 @@
     <w:r>
       <w:tab/>
       <w:tab/>
-      <w:t>2026-01-26</w:t>
+      <w:t>2026-01-27</w:t>
       <w:br/>
       <w:br/>
     </w:r>

--- a/tillsyn/A 46084-2025 tillsynsbegäran.docx
+++ b/tillsyn/A 46084-2025 tillsynsbegäran.docx
@@ -467,7 +467,7 @@
     <w:r>
       <w:tab/>
       <w:tab/>
-      <w:t>2026-01-27</w:t>
+      <w:t>2026-01-28</w:t>
       <w:br/>
       <w:br/>
     </w:r>

--- a/tillsyn/A 46084-2025 tillsynsbegäran.docx
+++ b/tillsyn/A 46084-2025 tillsynsbegäran.docx
@@ -568,7 +568,7 @@
     <w:r>
       <w:tab/>
       <w:tab/>
-      <w:t>2026-03-01</w:t>
+      <w:t>2026-03-02</w:t>
       <w:br/>
       <w:br/>
     </w:r>

--- a/tillsyn/A 46084-2025 tillsynsbegäran.docx
+++ b/tillsyn/A 46084-2025 tillsynsbegäran.docx
@@ -568,7 +568,7 @@
     <w:r>
       <w:tab/>
       <w:tab/>
-      <w:t>2026-03-02</w:t>
+      <w:t>2026-03-03</w:t>
       <w:br/>
       <w:br/>
     </w:r>

--- a/tillsyn/A 46084-2025 tillsynsbegäran.docx
+++ b/tillsyn/A 46084-2025 tillsynsbegäran.docx
@@ -568,7 +568,7 @@
     <w:r>
       <w:tab/>
       <w:tab/>
-      <w:t>2026-03-03</w:t>
+      <w:t>2026-03-04</w:t>
       <w:br/>
       <w:br/>
     </w:r>

--- a/tillsyn/A 46084-2025 tillsynsbegäran.docx
+++ b/tillsyn/A 46084-2025 tillsynsbegäran.docx
@@ -568,7 +568,7 @@
     <w:r>
       <w:tab/>
       <w:tab/>
-      <w:t>2026-03-04</w:t>
+      <w:t>2026-03-05</w:t>
       <w:br/>
       <w:br/>
     </w:r>

--- a/tillsyn/A 46084-2025 tillsynsbegäran.docx
+++ b/tillsyn/A 46084-2025 tillsynsbegäran.docx
@@ -568,7 +568,7 @@
     <w:r>
       <w:tab/>
       <w:tab/>
-      <w:t>2026-03-05</w:t>
+      <w:t>2026-03-06</w:t>
       <w:br/>
       <w:br/>
     </w:r>

--- a/tillsyn/A 46084-2025 tillsynsbegäran.docx
+++ b/tillsyn/A 46084-2025 tillsynsbegäran.docx
@@ -568,7 +568,7 @@
     <w:r>
       <w:tab/>
       <w:tab/>
-      <w:t>2026-03-06</w:t>
+      <w:t>2026-03-07</w:t>
       <w:br/>
       <w:br/>
     </w:r>

--- a/tillsyn/A 46084-2025 tillsynsbegäran.docx
+++ b/tillsyn/A 46084-2025 tillsynsbegäran.docx
@@ -582,7 +582,7 @@
     <w:r>
       <w:tab/>
       <w:tab/>
-      <w:t>2026-03-13</w:t>
+      <w:t>2026-03-16</w:t>
       <w:br/>
       <w:br/>
     </w:r>

--- a/tillsyn/A 46084-2025 tillsynsbegäran.docx
+++ b/tillsyn/A 46084-2025 tillsynsbegäran.docx
@@ -582,7 +582,7 @@
     <w:r>
       <w:tab/>
       <w:tab/>
-      <w:t>2026-03-16</w:t>
+      <w:t>2026-03-17</w:t>
       <w:br/>
       <w:br/>
     </w:r>

--- a/tillsyn/A 46084-2025 tillsynsbegäran.docx
+++ b/tillsyn/A 46084-2025 tillsynsbegäran.docx
@@ -582,7 +582,7 @@
     <w:r>
       <w:tab/>
       <w:tab/>
-      <w:t>2026-03-17</w:t>
+      <w:t>2026-03-18</w:t>
       <w:br/>
       <w:br/>
     </w:r>

--- a/tillsyn/A 46084-2025 tillsynsbegäran.docx
+++ b/tillsyn/A 46084-2025 tillsynsbegäran.docx
@@ -582,7 +582,7 @@
     <w:r>
       <w:tab/>
       <w:tab/>
-      <w:t>2026-03-18</w:t>
+      <w:t>2026-03-19</w:t>
       <w:br/>
       <w:br/>
     </w:r>

--- a/tillsyn/A 46084-2025 tillsynsbegäran.docx
+++ b/tillsyn/A 46084-2025 tillsynsbegäran.docx
@@ -582,7 +582,7 @@
     <w:r>
       <w:tab/>
       <w:tab/>
-      <w:t>2026-03-19</w:t>
+      <w:t>2026-03-20</w:t>
       <w:br/>
       <w:br/>
     </w:r>

--- a/tillsyn/A 46084-2025 tillsynsbegäran.docx
+++ b/tillsyn/A 46084-2025 tillsynsbegäran.docx
@@ -582,7 +582,7 @@
     <w:r>
       <w:tab/>
       <w:tab/>
-      <w:t>2026-03-20</w:t>
+      <w:t>2026-03-21</w:t>
       <w:br/>
       <w:br/>
     </w:r>

--- a/tillsyn/A 46084-2025 tillsynsbegäran.docx
+++ b/tillsyn/A 46084-2025 tillsynsbegäran.docx
@@ -582,7 +582,7 @@
     <w:r>
       <w:tab/>
       <w:tab/>
-      <w:t>2026-03-21</w:t>
+      <w:t>2026-03-22</w:t>
       <w:br/>
       <w:br/>
     </w:r>

--- a/tillsyn/A 46084-2025 tillsynsbegäran.docx
+++ b/tillsyn/A 46084-2025 tillsynsbegäran.docx
@@ -582,7 +582,7 @@
     <w:r>
       <w:tab/>
       <w:tab/>
-      <w:t>2026-03-22</w:t>
+      <w:t>2026-03-23</w:t>
       <w:br/>
       <w:br/>
     </w:r>

--- a/tillsyn/A 46084-2025 tillsynsbegäran.docx
+++ b/tillsyn/A 46084-2025 tillsynsbegäran.docx
@@ -582,7 +582,7 @@
     <w:r>
       <w:tab/>
       <w:tab/>
-      <w:t>2026-03-23</w:t>
+      <w:t>2026-03-24</w:t>
       <w:br/>
       <w:br/>
     </w:r>

--- a/tillsyn/A 46084-2025 tillsynsbegäran.docx
+++ b/tillsyn/A 46084-2025 tillsynsbegäran.docx
@@ -582,7 +582,7 @@
     <w:r>
       <w:tab/>
       <w:tab/>
-      <w:t>2026-03-24</w:t>
+      <w:t>2026-03-25</w:t>
       <w:br/>
       <w:br/>
     </w:r>

--- a/tillsyn/A 46084-2025 tillsynsbegäran.docx
+++ b/tillsyn/A 46084-2025 tillsynsbegäran.docx
@@ -582,7 +582,7 @@
     <w:r>
       <w:tab/>
       <w:tab/>
-      <w:t>2026-03-25</w:t>
+      <w:t>2026-03-26</w:t>
       <w:br/>
       <w:br/>
     </w:r>

--- a/tillsyn/A 46084-2025 tillsynsbegäran.docx
+++ b/tillsyn/A 46084-2025 tillsynsbegäran.docx
@@ -582,7 +582,7 @@
     <w:r>
       <w:tab/>
       <w:tab/>
-      <w:t>2026-03-26</w:t>
+      <w:t>2026-03-27</w:t>
       <w:br/>
       <w:br/>
     </w:r>

--- a/tillsyn/A 46084-2025 tillsynsbegäran.docx
+++ b/tillsyn/A 46084-2025 tillsynsbegäran.docx
@@ -582,7 +582,7 @@
     <w:r>
       <w:tab/>
       <w:tab/>
-      <w:t>2026-03-27</w:t>
+      <w:t>2026-03-28</w:t>
       <w:br/>
       <w:br/>
     </w:r>

--- a/tillsyn/A 46084-2025 tillsynsbegäran.docx
+++ b/tillsyn/A 46084-2025 tillsynsbegäran.docx
@@ -582,7 +582,7 @@
     <w:r>
       <w:tab/>
       <w:tab/>
-      <w:t>2026-03-28</w:t>
+      <w:t>2026-03-29</w:t>
       <w:br/>
       <w:br/>
     </w:r>

--- a/tillsyn/A 46084-2025 tillsynsbegäran.docx
+++ b/tillsyn/A 46084-2025 tillsynsbegäran.docx
@@ -582,7 +582,7 @@
     <w:r>
       <w:tab/>
       <w:tab/>
-      <w:t>2026-03-29</w:t>
+      <w:t>2026-03-30</w:t>
       <w:br/>
       <w:br/>
     </w:r>

--- a/tillsyn/A 46084-2025 tillsynsbegäran.docx
+++ b/tillsyn/A 46084-2025 tillsynsbegäran.docx
@@ -582,7 +582,7 @@
     <w:r>
       <w:tab/>
       <w:tab/>
-      <w:t>2026-03-30</w:t>
+      <w:t>2026-03-31</w:t>
       <w:br/>
       <w:br/>
     </w:r>

--- a/tillsyn/A 46084-2025 tillsynsbegäran.docx
+++ b/tillsyn/A 46084-2025 tillsynsbegäran.docx
@@ -582,7 +582,7 @@
     <w:r>
       <w:tab/>
       <w:tab/>
-      <w:t>2026-03-31</w:t>
+      <w:t>2026-04-01</w:t>
       <w:br/>
       <w:br/>
     </w:r>

--- a/tillsyn/A 46084-2025 tillsynsbegäran.docx
+++ b/tillsyn/A 46084-2025 tillsynsbegäran.docx
@@ -582,7 +582,7 @@
     <w:r>
       <w:tab/>
       <w:tab/>
-      <w:t>2026-04-01</w:t>
+      <w:t>2026-04-02</w:t>
       <w:br/>
       <w:br/>
     </w:r>

--- a/tillsyn/A 46084-2025 tillsynsbegäran.docx
+++ b/tillsyn/A 46084-2025 tillsynsbegäran.docx
@@ -582,7 +582,7 @@
     <w:r>
       <w:tab/>
       <w:tab/>
-      <w:t>2026-04-02</w:t>
+      <w:t>2026-04-03</w:t>
       <w:br/>
       <w:br/>
     </w:r>

--- a/tillsyn/A 46084-2025 tillsynsbegäran.docx
+++ b/tillsyn/A 46084-2025 tillsynsbegäran.docx
@@ -582,7 +582,7 @@
     <w:r>
       <w:tab/>
       <w:tab/>
-      <w:t>2026-04-03</w:t>
+      <w:t>2026-04-04</w:t>
       <w:br/>
       <w:br/>
     </w:r>

--- a/tillsyn/A 46084-2025 tillsynsbegäran.docx
+++ b/tillsyn/A 46084-2025 tillsynsbegäran.docx
@@ -582,7 +582,7 @@
     <w:r>
       <w:tab/>
       <w:tab/>
-      <w:t>2026-04-04</w:t>
+      <w:t>2026-04-05</w:t>
       <w:br/>
       <w:br/>
     </w:r>

--- a/tillsyn/A 46084-2025 tillsynsbegäran.docx
+++ b/tillsyn/A 46084-2025 tillsynsbegäran.docx
@@ -582,7 +582,7 @@
     <w:r>
       <w:tab/>
       <w:tab/>
-      <w:t>2026-04-05</w:t>
+      <w:t>2026-04-06</w:t>
       <w:br/>
       <w:br/>
     </w:r>

--- a/tillsyn/A 46084-2025 tillsynsbegäran.docx
+++ b/tillsyn/A 46084-2025 tillsynsbegäran.docx
@@ -209,10 +209,10 @@
         <w:rPr>
           <w:b/>
         </w:rPr>
-        <w:t>Spillkråka (NT, §4)</w:t>
+        <w:t>Spillkråka (§4)</w:t>
       </w:r>
       <w:r>
-        <w:t xml:space="preserve"> är rödlistad som nära hotad och ingår i bilaga 1 i EU:s fågeldirektiv. Den minskar i population på grund av minskad tillgång på lämpliga bo- och födoträd och minskad födotillgång. Spillkråkans minskningstakt har uppgått till 19 (24–10) % under de senaste 15 åren och bedöms vara nära gränsvärdet för Sårbar (VU) (A2bc). Spillkråka är en nyckelart i skogliga miljöer vars övergivna bohål utnyttjas av flera andra hålhäckande fågelarter och fladdermöss. Den behöver grova träd, främst tall, asp och bok som boträd. Skogsbruk med korta omloppstider och täta, homogena ungskogar utgör det största hotet. Spillkråka är typisk art för </w:t>
+        <w:t xml:space="preserve"> omfattas av bilaga 1 i EU:s fågeldirektiv och är typisk art för </w:t>
       </w:r>
       <w:r>
         <w:rPr>
@@ -227,10 +227,10 @@
         <w:rPr>
           <w:i/>
         </w:rPr>
-        <w:t xml:space="preserve"> 9740 Skogsbevuxen myr </w:t>
+        <w:t xml:space="preserve"> 9740 Skogsbevuxen myr</w:t>
       </w:r>
       <w:r>
-        <w:t>(SLU Artdatabanken, 2025; Skogsstyrelsen 2016).</w:t>
+        <w:t>. Den behöver grova träd, främst tall, asp och bok som boträd. Skogsbruk med korta omloppstider och täta, homogena ungskogar utgör det största hotet. Spillkråka är en nyckelart i skogliga miljöer vars övergivna bohål utnyttjas av flera andra hålhäckande fågelarter och fladdermöss, däribland pärluggla (EN, §4), knipa (§4), salskrake (§4) och skogsduva (§4). Hökuggla (VU, §4) och slaguggla (§4) häckar ofta i högstubbar som brutits av i höjd med ett gammalt spillkråkebo (SLU Artdatabanken, 2026; Skogsstyrelsen, 2016).</w:t>
       </w:r>
     </w:p>
     <w:p>
@@ -272,7 +272,7 @@
     </w:p>
     <w:p>
       <w:r>
-        <w:t xml:space="preserve">Spillkråka (NT) är rödlistad som nära hotad, fridlyst enligt §4 Artskyddsförordningen, typisk art för </w:t>
+        <w:t xml:space="preserve">Spillkråka (§4) ingår i bilaga 1 EU:s fågeldirektiv och är typisk art för </w:t>
       </w:r>
       <w:r>
         <w:rPr>
@@ -290,12 +290,12 @@
         <w:t xml:space="preserve"> 9740 Skogsbevuxen myr</w:t>
       </w:r>
       <w:r>
-        <w:t xml:space="preserve"> och ingår i bilaga 1 i EU:s fågeldirektiv. Spillkråka lever i både barr- och blandskog liksom i ren lövskog. De tätaste populationerna tenderar att finnas i äldre, variationsrik blandskog med gott om död ved och gamla träd. Spillkråka är en nyckelart i skogliga miljöer vars övergivna bohål utnyttjas av flera andra hålhäckande fågelarter och fladdermöss (SLU Artdatabanken, 2023; Skogsstyrelsen 2016).</w:t>
+        <w:t>. Den lever i både barr- och blandskog liksom i ren lövskog. De tätaste populationerna tenderar att finnas i äldre, variationsrik blandskog med gott om död ved och gamla träd. Varje par utnyttjar 400–1000 hektar skog beroende på skogens kvalitet. Skogsbruk med korta omloppstider och täta, homogena ungskogar utgör det största hotet (SLU Artdatabanken, 2026).</w:t>
       </w:r>
     </w:p>
     <w:p>
       <w:r>
-        <w:t>Varje par utnyttjar 400–1000 hektar skog beroende på skogens kvalitet. En minskning av populationen pågår på grund av minskad tillgång på lämpliga bo- och födoträd och minskad födotillgång. Spillkråkans minskningstakt har uppgått till 19 (24–10) % under de senaste 15 åren. Minskningstakten för den svenska populationen bedöms vara nära gränsvärdet för Sårbar (VU) (A2bc). Skogsbruk med korta omloppstider och täta, homogena ungskogar utgör det största hotet (SLU Artdatabanken 2023).</w:t>
+        <w:t>Spillkråka är en nyckelart i skogliga miljöer vars övergivna bohål utnyttjas av flera andra hålhäckande fågelarter och fladdermöss, däribland pärluggla (EN, §4), knipa (§4), salskrake (§4) och skogsduva (§4). Hökuggla (VU, §4) och slaguggla (§4) häckar ofta i högstubbar som brutits av i höjd med ett gammalt spillkråkebo (Skogsstyrelsen, 2016).</w:t>
       </w:r>
     </w:p>
     <w:p>
@@ -322,7 +322,7 @@
     </w:p>
     <w:p>
       <w:r>
-        <w:t xml:space="preserve">SLU Artdatabanken, 2023. </w:t>
+        <w:t xml:space="preserve">SLU Artdatabanken, 2026. </w:t>
       </w:r>
       <w:r>
         <w:rPr>
@@ -331,7 +331,7 @@
         <w:t xml:space="preserve">Artfaktablad. Naturvård – artfakta. </w:t>
       </w:r>
       <w:r>
-        <w:t>SLU Artdatabanken, Uppsala</w:t>
+        <w:t>SLU Artdatabanken, Uppsala.</w:t>
       </w:r>
     </w:p>
     <w:p>
@@ -582,7 +582,7 @@
     <w:r>
       <w:tab/>
       <w:tab/>
-      <w:t>2026-04-06</w:t>
+      <w:t>2026-04-07</w:t>
       <w:br/>
       <w:br/>
     </w:r>

--- a/tillsyn/A 46084-2025 tillsynsbegäran.docx
+++ b/tillsyn/A 46084-2025 tillsynsbegäran.docx
@@ -582,7 +582,7 @@
     <w:r>
       <w:tab/>
       <w:tab/>
-      <w:t>2026-04-07</w:t>
+      <w:t>2026-04-08</w:t>
       <w:br/>
       <w:br/>
     </w:r>

--- a/tillsyn/A 46084-2025 tillsynsbegäran.docx
+++ b/tillsyn/A 46084-2025 tillsynsbegäran.docx
@@ -582,7 +582,7 @@
     <w:r>
       <w:tab/>
       <w:tab/>
-      <w:t>2026-04-08</w:t>
+      <w:t>2026-04-09</w:t>
       <w:br/>
       <w:br/>
     </w:r>

--- a/tillsyn/A 46084-2025 tillsynsbegäran.docx
+++ b/tillsyn/A 46084-2025 tillsynsbegäran.docx
@@ -582,7 +582,7 @@
     <w:r>
       <w:tab/>
       <w:tab/>
-      <w:t>2026-04-09</w:t>
+      <w:t>2026-04-10</w:t>
       <w:br/>
       <w:br/>
     </w:r>

--- a/tillsyn/A 46084-2025 tillsynsbegäran.docx
+++ b/tillsyn/A 46084-2025 tillsynsbegäran.docx
@@ -582,7 +582,7 @@
     <w:r>
       <w:tab/>
       <w:tab/>
-      <w:t>2026-04-10</w:t>
+      <w:t>2026-04-11</w:t>
       <w:br/>
       <w:br/>
     </w:r>

--- a/tillsyn/A 46084-2025 tillsynsbegäran.docx
+++ b/tillsyn/A 46084-2025 tillsynsbegäran.docx
@@ -582,7 +582,7 @@
     <w:r>
       <w:tab/>
       <w:tab/>
-      <w:t>2026-04-14</w:t>
+      <w:t>2026-04-15</w:t>
       <w:br/>
       <w:br/>
     </w:r>

--- a/tillsyn/A 46084-2025 tillsynsbegäran.docx
+++ b/tillsyn/A 46084-2025 tillsynsbegäran.docx
@@ -582,7 +582,7 @@
     <w:r>
       <w:tab/>
       <w:tab/>
-      <w:t>2026-04-15</w:t>
+      <w:t>2026-04-16</w:t>
       <w:br/>
       <w:br/>
     </w:r>

--- a/tillsyn/A 46084-2025 tillsynsbegäran.docx
+++ b/tillsyn/A 46084-2025 tillsynsbegäran.docx
@@ -582,7 +582,7 @@
     <w:r>
       <w:tab/>
       <w:tab/>
-      <w:t>2026-04-16</w:t>
+      <w:t>2026-04-17</w:t>
       <w:br/>
       <w:br/>
     </w:r>

--- a/tillsyn/A 46084-2025 tillsynsbegäran.docx
+++ b/tillsyn/A 46084-2025 tillsynsbegäran.docx
@@ -582,7 +582,7 @@
     <w:r>
       <w:tab/>
       <w:tab/>
-      <w:t>2026-04-17</w:t>
+      <w:t>2026-04-18</w:t>
       <w:br/>
       <w:br/>
     </w:r>

--- a/tillsyn/A 46084-2025 tillsynsbegäran.docx
+++ b/tillsyn/A 46084-2025 tillsynsbegäran.docx
@@ -582,7 +582,7 @@
     <w:r>
       <w:tab/>
       <w:tab/>
-      <w:t>2026-04-18</w:t>
+      <w:t>2026-04-19</w:t>
       <w:br/>
       <w:br/>
     </w:r>

--- a/tillsyn/A 46084-2025 tillsynsbegäran.docx
+++ b/tillsyn/A 46084-2025 tillsynsbegäran.docx
@@ -582,7 +582,7 @@
     <w:r>
       <w:tab/>
       <w:tab/>
-      <w:t>2026-04-19</w:t>
+      <w:t>2026-04-20</w:t>
       <w:br/>
       <w:br/>
     </w:r>

--- a/tillsyn/A 46084-2025 tillsynsbegäran.docx
+++ b/tillsyn/A 46084-2025 tillsynsbegäran.docx
@@ -582,7 +582,7 @@
     <w:r>
       <w:tab/>
       <w:tab/>
-      <w:t>2026-04-20</w:t>
+      <w:t>2026-04-21</w:t>
       <w:br/>
       <w:br/>
     </w:r>

--- a/tillsyn/A 46084-2025 tillsynsbegäran.docx
+++ b/tillsyn/A 46084-2025 tillsynsbegäran.docx
@@ -582,7 +582,7 @@
     <w:r>
       <w:tab/>
       <w:tab/>
-      <w:t>2026-04-21</w:t>
+      <w:t>2026-04-22</w:t>
       <w:br/>
       <w:br/>
     </w:r>

--- a/tillsyn/A 46084-2025 tillsynsbegäran.docx
+++ b/tillsyn/A 46084-2025 tillsynsbegäran.docx
@@ -582,7 +582,7 @@
     <w:r>
       <w:tab/>
       <w:tab/>
-      <w:t>2026-04-22</w:t>
+      <w:t>2026-04-23</w:t>
       <w:br/>
       <w:br/>
     </w:r>

--- a/tillsyn/A 46084-2025 tillsynsbegäran.docx
+++ b/tillsyn/A 46084-2025 tillsynsbegäran.docx
@@ -582,7 +582,7 @@
     <w:r>
       <w:tab/>
       <w:tab/>
-      <w:t>2026-04-23</w:t>
+      <w:t>2026-04-24</w:t>
       <w:br/>
       <w:br/>
     </w:r>

--- a/tillsyn/A 46084-2025 tillsynsbegäran.docx
+++ b/tillsyn/A 46084-2025 tillsynsbegäran.docx
@@ -582,7 +582,7 @@
     <w:r>
       <w:tab/>
       <w:tab/>
-      <w:t>2026-04-24</w:t>
+      <w:t>2026-04-25</w:t>
       <w:br/>
       <w:br/>
     </w:r>

--- a/tillsyn/A 46084-2025 tillsynsbegäran.docx
+++ b/tillsyn/A 46084-2025 tillsynsbegäran.docx
@@ -582,7 +582,7 @@
     <w:r>
       <w:tab/>
       <w:tab/>
-      <w:t>2026-04-25</w:t>
+      <w:t>2026-04-26</w:t>
       <w:br/>
       <w:br/>
     </w:r>

--- a/tillsyn/A 46084-2025 tillsynsbegäran.docx
+++ b/tillsyn/A 46084-2025 tillsynsbegäran.docx
@@ -582,7 +582,7 @@
     <w:r>
       <w:tab/>
       <w:tab/>
-      <w:t>2026-04-26</w:t>
+      <w:t>2026-04-27</w:t>
       <w:br/>
       <w:br/>
     </w:r>

--- a/tillsyn/A 46084-2025 tillsynsbegäran.docx
+++ b/tillsyn/A 46084-2025 tillsynsbegäran.docx
@@ -582,7 +582,7 @@
     <w:r>
       <w:tab/>
       <w:tab/>
-      <w:t>2026-04-27</w:t>
+      <w:t>2026-04-28</w:t>
       <w:br/>
       <w:br/>
     </w:r>

--- a/tillsyn/A 46084-2025 tillsynsbegäran.docx
+++ b/tillsyn/A 46084-2025 tillsynsbegäran.docx
@@ -582,7 +582,7 @@
     <w:r>
       <w:tab/>
       <w:tab/>
-      <w:t>2026-04-28</w:t>
+      <w:t>2026-04-29</w:t>
       <w:br/>
       <w:br/>
     </w:r>

--- a/tillsyn/A 46084-2025 tillsynsbegäran.docx
+++ b/tillsyn/A 46084-2025 tillsynsbegäran.docx
@@ -582,7 +582,7 @@
     <w:r>
       <w:tab/>
       <w:tab/>
-      <w:t>2026-04-29</w:t>
+      <w:t>2026-04-30</w:t>
       <w:br/>
       <w:br/>
     </w:r>

--- a/tillsyn/A 46084-2025 tillsynsbegäran.docx
+++ b/tillsyn/A 46084-2025 tillsynsbegäran.docx
@@ -582,7 +582,7 @@
     <w:r>
       <w:tab/>
       <w:tab/>
-      <w:t>2026-04-30</w:t>
+      <w:t>2026-05-01</w:t>
       <w:br/>
       <w:br/>
     </w:r>

--- a/tillsyn/A 46084-2025 tillsynsbegäran.docx
+++ b/tillsyn/A 46084-2025 tillsynsbegäran.docx
@@ -582,7 +582,7 @@
     <w:r>
       <w:tab/>
       <w:tab/>
-      <w:t>2026-05-01</w:t>
+      <w:t>2026-05-02</w:t>
       <w:br/>
       <w:br/>
     </w:r>

--- a/tillsyn/A 46084-2025 tillsynsbegäran.docx
+++ b/tillsyn/A 46084-2025 tillsynsbegäran.docx
@@ -582,7 +582,7 @@
     <w:r>
       <w:tab/>
       <w:tab/>
-      <w:t>2026-05-02</w:t>
+      <w:t>2026-05-03</w:t>
       <w:br/>
       <w:br/>
     </w:r>

--- a/tillsyn/A 46084-2025 tillsynsbegäran.docx
+++ b/tillsyn/A 46084-2025 tillsynsbegäran.docx
@@ -582,7 +582,7 @@
     <w:r>
       <w:tab/>
       <w:tab/>
-      <w:t>2026-05-03</w:t>
+      <w:t>2026-05-04</w:t>
       <w:br/>
       <w:br/>
     </w:r>

--- a/tillsyn/A 46084-2025 tillsynsbegäran.docx
+++ b/tillsyn/A 46084-2025 tillsynsbegäran.docx
@@ -582,7 +582,7 @@
     <w:r>
       <w:tab/>
       <w:tab/>
-      <w:t>2026-05-04</w:t>
+      <w:t>2026-05-05</w:t>
       <w:br/>
       <w:br/>
     </w:r>

--- a/tillsyn/A 46084-2025 tillsynsbegäran.docx
+++ b/tillsyn/A 46084-2025 tillsynsbegäran.docx
@@ -582,7 +582,7 @@
     <w:r>
       <w:tab/>
       <w:tab/>
-      <w:t>2026-05-05</w:t>
+      <w:t>2026-05-06</w:t>
       <w:br/>
       <w:br/>
     </w:r>

--- a/tillsyn/A 46084-2025 tillsynsbegäran.docx
+++ b/tillsyn/A 46084-2025 tillsynsbegäran.docx
@@ -582,7 +582,7 @@
     <w:r>
       <w:tab/>
       <w:tab/>
-      <w:t>2026-05-06</w:t>
+      <w:t>2026-05-07</w:t>
       <w:br/>
       <w:br/>
     </w:r>

--- a/tillsyn/A 46084-2025 tillsynsbegäran.docx
+++ b/tillsyn/A 46084-2025 tillsynsbegäran.docx
@@ -582,7 +582,7 @@
     <w:r>
       <w:tab/>
       <w:tab/>
-      <w:t>2026-05-07</w:t>
+      <w:t>2026-05-08</w:t>
       <w:br/>
       <w:br/>
     </w:r>

--- a/tillsyn/A 46084-2025 tillsynsbegäran.docx
+++ b/tillsyn/A 46084-2025 tillsynsbegäran.docx
@@ -582,7 +582,7 @@
     <w:r>
       <w:tab/>
       <w:tab/>
-      <w:t>2026-05-08</w:t>
+      <w:t>2026-05-09</w:t>
       <w:br/>
       <w:br/>
     </w:r>

--- a/tillsyn/A 46084-2025 tillsynsbegäran.docx
+++ b/tillsyn/A 46084-2025 tillsynsbegäran.docx
@@ -582,7 +582,7 @@
     <w:r>
       <w:tab/>
       <w:tab/>
-      <w:t>2026-05-09</w:t>
+      <w:t>2026-05-10</w:t>
       <w:br/>
       <w:br/>
     </w:r>

--- a/tillsyn/A 46084-2025 tillsynsbegäran.docx
+++ b/tillsyn/A 46084-2025 tillsynsbegäran.docx
@@ -582,7 +582,7 @@
     <w:r>
       <w:tab/>
       <w:tab/>
-      <w:t>2026-05-10</w:t>
+      <w:t>2026-05-11</w:t>
       <w:br/>
       <w:br/>
     </w:r>

--- a/tillsyn/A 46084-2025 tillsynsbegäran.docx
+++ b/tillsyn/A 46084-2025 tillsynsbegäran.docx
@@ -582,7 +582,7 @@
     <w:r>
       <w:tab/>
       <w:tab/>
-      <w:t>2026-05-11</w:t>
+      <w:t>2026-05-12</w:t>
       <w:br/>
       <w:br/>
     </w:r>

--- a/tillsyn/A 46084-2025 tillsynsbegäran.docx
+++ b/tillsyn/A 46084-2025 tillsynsbegäran.docx
@@ -582,7 +582,7 @@
     <w:r>
       <w:tab/>
       <w:tab/>
-      <w:t>2026-05-12</w:t>
+      <w:t>2026-05-13</w:t>
       <w:br/>
       <w:br/>
     </w:r>

--- a/tillsyn/A 46084-2025 tillsynsbegäran.docx
+++ b/tillsyn/A 46084-2025 tillsynsbegäran.docx
@@ -582,7 +582,7 @@
     <w:r>
       <w:tab/>
       <w:tab/>
-      <w:t>2026-05-13</w:t>
+      <w:t>2026-05-14</w:t>
       <w:br/>
       <w:br/>
     </w:r>

--- a/tillsyn/A 46084-2025 tillsynsbegäran.docx
+++ b/tillsyn/A 46084-2025 tillsynsbegäran.docx
@@ -582,7 +582,7 @@
     <w:r>
       <w:tab/>
       <w:tab/>
-      <w:t>2026-05-14</w:t>
+      <w:t>2026-05-16</w:t>
       <w:br/>
       <w:br/>
     </w:r>
